--- a/blog/blog_S2P_final.docx
+++ b/blog/blog_S2P_final.docx
@@ -445,7 +445,7 @@
         <w:jc w:val="both"/>
       </w:pPr>
       <w:r>
-        <w:t>The recommendation-only treatment arm produced no measurable change in fertilizer purchased, nutrients applied, maize harvested, or the participation in the national subsidy program. This null result is consistent with the broader literature on information-only interventions in smallholder agriculture, but it is especially informative here because the advice came from a credible, well-resourced commercial agronomy service rather than a stretched public extension system. If even credentialed, plot-specific advice does not change behavior, blanket extension messaging and soil-health-card schemes are unlikely to do so. The finding therefore suggests that even highly customized and credible agronomic information may not be sufficient to change farmer behavior when delivered on its own.</w:t>
+        <w:t>The recommendation-only treatment arm produced no measurable change in fertilizer purchased, nutrients applied, maize harvested, or the participation in the national subsidy program. Agricultural information interventions can and do change farmer behavior — text-message campaigns have increased lime uptake in Kenya and Rwanda, and rule-of-thumb guidance has reduced wasteful urea applications in Bangladesh. But these positive cases typically involve simplifying the management of a familiar input or nudging uptake of a single specific product. Evidence that soil-test-based recommendations can move inorganic fertilizer use at any margin is considerably thinner. The most closely related precedent in our setting is a cluster RCT in central Malawi by Nyondo et al. (2025), who found that soil-test-based advice raised complementary soil-management practices but did not move fertilizer quantities, attributing that last finding in part to the influence of the widespread fertilizer subsidy programme. Our experiment provides the direct test they could not run: pairing the same recommendation with a fully fungible voucher, we observe what farmers choose to buy when the liquidity constraint is lifted. They replicate the subsidy bundle. The recommendation alone does not redirect that choice — and neither does the money.</w:t>
       </w:r>
     </w:p>
     <w:p>

--- a/blog/blog_S2P_final.docx
+++ b/blog/blog_S2P_final.docx
@@ -678,7 +678,7 @@
         </w:r>
       </w:hyperlink>
       <w:r>
-        <w:t xml:space="preserve"> — the chain runs at the speed of its slowest link. The components of any agricultural-technology system need to be upgraded together.</w:t>
+        <w:t xml:space="preserve"> — the chain runs at the speed of its slowest link. It is also worth noting that the binding constraint may vary by context: where a dominant state-backed input programme has shaped farmer expectations over many seasons, the obstacle may not be information quality or delivery channel at all, but the strength of an institutionally entrenched prior about what good fertilizer practice looks like. The components of any agricultural-technology system need to be upgraded together.</w:t>
       </w:r>
     </w:p>
     <w:p>

--- a/blog/blog_S2P_final.docx
+++ b/blog/blog_S2P_final.docx
@@ -613,7 +613,7 @@
         <w:jc w:val="both"/>
       </w:pPr>
       <w:r>
-        <w:t>The case for incorporating site-specific fertilizer recommendations into subsidy design rests in part on the promise of more efficient fertilizer use, a goal that has become increasingly important as fertilizer prices have gone up. Our data show that pairing soil-test-based recommendations with vouchers increases fertilizer use and yields but does not translate into adoption of a soil-matched input mix. Instead, farmers use additional resources to intensify application of the standard bundle.</w:t>
+        <w:t>The case for incorporating site-specific fertilizer recommendations into subsidy design rests in part on the promise of more efficient fertilizer use, a goal that has become increasingly important as fertilizer prices have gone up. Our data show that pairing soil-test-based recommendations with vouchers increases fertilizer use and yields but does not translate into adoption of a soil-matched input mix. Instead, farmers use additional resources to intensify application of the standard bundle. In Malawi, where the AIP has distributed the same fixed bundle for years, this likely reflects more than supply-chain inertia: the programme appears to have formed strong expectations about what good fertilizer practice looks like, and a single season's soil-test result may not be sufficient to shift preferences reinforced over many cycles of programme participation.</w:t>
       </w:r>
     </w:p>
     <w:p>

--- a/blog/blog_S2P_final.docx
+++ b/blog/blog_S2P_final.docx
@@ -210,13 +210,13 @@
         </w:numPr>
       </w:pPr>
       <w:r>
-        <w:t>These results challenge the assumption that upgrading the information link of the agricultural value chain is sufficient to induce precision input use</w:t>
+        <w:t>These results — from a context where a long-running subsidy programme has shaped farmer expectations around a specific input bundle — challenge the assumption that upgrading the information link alone is sufficient to induce precision input use</w:t>
       </w:r>
       <w:r>
         <w:t xml:space="preserve">, </w:t>
       </w:r>
       <w:r>
-        <w:t>a caveat that extends to AI-powered digital advisory tools.</w:t>
+        <w:t>a caveat worth bearing in mind for AI-powered digital advisory tools deployed in similar settings.</w:t>
       </w:r>
     </w:p>
     <w:p>
@@ -594,7 +594,7 @@
         </w:r>
       </w:hyperlink>
       <w:r>
-        <w:t xml:space="preserve"> found that the bundle shifted half of farmers toward the soil-test-prescribed product (ammonium sulfate, the relevant input where soils were sulfur-deficient), compared with only 4% of farmers in the voucher-only arm. Our Malawian voucher arm does not produce a comparable shift in product choice.</w:t>
+        <w:t xml:space="preserve"> found that the bundle shifted half of farmers toward the soil-test-prescribed product (ammonium sulfate, the relevant input where soils were sulfur-deficient), compared with only 4% of farmers in the voucher-only arm. Our Malawian voucher arm does not produce a comparable shift in product choice. The contrast suggests the failure to shift product mix may reflect something specific to the Malawi context — most likely the strong expectations built up around the AIP bundle — rather than a universal property of voucher-plus-recommendation interventions.</w:t>
       </w:r>
     </w:p>
     <w:p>
